--- a/templates/Template_Radar Regulatório e Óleo e Gás.docx
+++ b/templates/Template_Radar Regulatório e Óleo e Gás.docx
@@ -101,10 +101,10 @@
                 <w:lang w:val="pt-BR" w:eastAsia="pt-BR"/>
               </w:rPr>
               <w:drawing>
-                <wp:inline distT="0" distB="0" distL="0" distR="0" wp14:anchorId="33339666" wp14:editId="5D1D93EE">
+                <wp:inline distT="0" distB="0" distL="0" distR="0" wp14:anchorId="1E013C7D" wp14:editId="307A4920">
                   <wp:extent cx="6805930" cy="2519045"/>
                   <wp:effectExtent l="0" t="0" r="13970" b="14605"/>
-                  <wp:docPr id="31" name="Imagem 6"/>
+                  <wp:docPr id="25" name="Imagem 6"/>
                   <wp:cNvGraphicFramePr>
                     <a:graphicFrameLocks xmlns:a="http://schemas.openxmlformats.org/drawingml/2006/main" noChangeAspect="1"/>
                   </wp:cNvGraphicFramePr>
@@ -199,7 +199,7 @@
                 <w:szCs w:val="28"/>
                 <w:lang w:val="pt-BR" w:eastAsia="pt-BR"/>
               </w:rPr>
-              <w:t>portal</w:t>
+              <w:t>navegue pelas fontes</w:t>
             </w:r>
           </w:p>
         </w:tc>
@@ -7200,7 +7200,7 @@
                 <w:lang w:val="pt-BR" w:eastAsia="pt-BR"/>
               </w:rPr>
               <w:drawing>
-                <wp:anchor distT="0" distB="0" distL="114300" distR="114300" simplePos="0" relativeHeight="251660288" behindDoc="0" locked="0" layoutInCell="1" allowOverlap="1" wp14:anchorId="52C0F93C" wp14:editId="50266297">
+                <wp:anchor distT="0" distB="0" distL="114300" distR="114300" simplePos="0" relativeHeight="251660288" behindDoc="0" locked="0" layoutInCell="1" allowOverlap="1" wp14:anchorId="5E540F90" wp14:editId="59E5F754">
                   <wp:simplePos x="0" y="0"/>
                   <wp:positionH relativeFrom="column">
                     <wp:posOffset>1391285</wp:posOffset>
@@ -7211,7 +7211,7 @@
                   <wp:extent cx="1314450" cy="361950"/>
                   <wp:effectExtent l="0" t="0" r="0" b="0"/>
                   <wp:wrapNone/>
-                  <wp:docPr id="373918762" name="Imagem 3" descr="NEUTRA">
+                  <wp:docPr id="909875141" name="Imagem 3" descr="NEUTRA">
                     <a:hlinkClick xmlns:a="http://schemas.openxmlformats.org/drawingml/2006/main" r:id="rId12"/>
                   </wp:docPr>
                   <wp:cNvGraphicFramePr>
@@ -7271,7 +7271,7 @@
                 <w:lang w:val="pt-BR" w:eastAsia="pt-BR"/>
               </w:rPr>
               <w:drawing>
-                <wp:anchor distT="0" distB="0" distL="114300" distR="114300" simplePos="0" relativeHeight="251659264" behindDoc="0" locked="0" layoutInCell="1" allowOverlap="1" wp14:anchorId="6BA114FE" wp14:editId="1DAF41D2">
+                <wp:anchor distT="0" distB="0" distL="114300" distR="114300" simplePos="0" relativeHeight="251659264" behindDoc="0" locked="0" layoutInCell="1" allowOverlap="1" wp14:anchorId="664E408F" wp14:editId="630F8F21">
                   <wp:simplePos x="0" y="0"/>
                   <wp:positionH relativeFrom="column">
                     <wp:posOffset>-19050</wp:posOffset>
@@ -7282,7 +7282,7 @@
                   <wp:extent cx="1314450" cy="361950"/>
                   <wp:effectExtent l="0" t="0" r="0" b="0"/>
                   <wp:wrapNone/>
-                  <wp:docPr id="1895064845" name="Imagem 2" descr="EXCELENTE">
+                  <wp:docPr id="418671694" name="Imagem 2" descr="EXCELENTE">
                     <a:hlinkClick xmlns:a="http://schemas.openxmlformats.org/drawingml/2006/main" r:id="rId14"/>
                   </wp:docPr>
                   <wp:cNvGraphicFramePr>
@@ -7342,7 +7342,7 @@
                 <w:lang w:val="pt-BR" w:eastAsia="pt-BR"/>
               </w:rPr>
               <w:drawing>
-                <wp:anchor distT="0" distB="0" distL="114300" distR="114300" simplePos="0" relativeHeight="251661312" behindDoc="0" locked="0" layoutInCell="1" allowOverlap="1" wp14:anchorId="677CDE58" wp14:editId="3C6AB3A1">
+                <wp:anchor distT="0" distB="0" distL="114300" distR="114300" simplePos="0" relativeHeight="251661312" behindDoc="0" locked="0" layoutInCell="1" allowOverlap="1" wp14:anchorId="66F2D561" wp14:editId="0CF0D5C4">
                   <wp:simplePos x="0" y="0"/>
                   <wp:positionH relativeFrom="column">
                     <wp:posOffset>2805430</wp:posOffset>
@@ -7353,7 +7353,7 @@
                   <wp:extent cx="1314450" cy="361950"/>
                   <wp:effectExtent l="0" t="0" r="0" b="0"/>
                   <wp:wrapNone/>
-                  <wp:docPr id="181453450" name="Imagem 4" descr="RUIM">
+                  <wp:docPr id="1597082859" name="Imagem 4" descr="RUIM">
                     <a:hlinkClick xmlns:a="http://schemas.openxmlformats.org/drawingml/2006/main" r:id="rId16"/>
                   </wp:docPr>
                   <wp:cNvGraphicFramePr>
@@ -7494,10 +7494,10 @@
                 <w:lang w:val="pt-BR"/>
               </w:rPr>
               <w:drawing>
-                <wp:inline distT="0" distB="0" distL="0" distR="0" wp14:anchorId="647A0346" wp14:editId="401BFC63">
+                <wp:inline distT="0" distB="0" distL="0" distR="0" wp14:anchorId="0E45666B" wp14:editId="282E3B28">
                   <wp:extent cx="1794510" cy="336550"/>
                   <wp:effectExtent l="0" t="0" r="15240" b="6350"/>
-                  <wp:docPr id="32" name="Imagem 5"/>
+                  <wp:docPr id="26" name="Imagem 5"/>
                   <wp:cNvGraphicFramePr>
                     <a:graphicFrameLocks xmlns:a="http://schemas.openxmlformats.org/drawingml/2006/main" noChangeAspect="1"/>
                   </wp:cNvGraphicFramePr>
@@ -7583,10 +7583,10 @@
                 <w:lang w:val="pt-BR"/>
               </w:rPr>
               <w:drawing>
-                <wp:inline distT="0" distB="0" distL="0" distR="0" wp14:anchorId="216D5CFD" wp14:editId="70DBECE5">
+                <wp:inline distT="0" distB="0" distL="0" distR="0" wp14:anchorId="46E69FD8" wp14:editId="24BE00B7">
                   <wp:extent cx="267335" cy="267335"/>
                   <wp:effectExtent l="0" t="0" r="18415" b="18415"/>
-                  <wp:docPr id="33" name="Imagem 1">
+                  <wp:docPr id="27" name="Imagem 1">
                     <a:hlinkClick xmlns:a="http://schemas.openxmlformats.org/drawingml/2006/main" r:id="rId20"/>
                   </wp:docPr>
                   <wp:cNvGraphicFramePr>
@@ -7674,10 +7674,10 @@
                 <w:lang w:val="pt-BR"/>
               </w:rPr>
               <w:drawing>
-                <wp:inline distT="0" distB="0" distL="0" distR="0" wp14:anchorId="1F4E0FDF" wp14:editId="4A7B2233">
+                <wp:inline distT="0" distB="0" distL="0" distR="0" wp14:anchorId="401DD971" wp14:editId="016BEF0A">
                   <wp:extent cx="267335" cy="267335"/>
                   <wp:effectExtent l="0" t="0" r="18415" b="18415"/>
-                  <wp:docPr id="34" name="Imagem 2">
+                  <wp:docPr id="28" name="Imagem 2">
                     <a:hlinkClick xmlns:a="http://schemas.openxmlformats.org/drawingml/2006/main" r:id="rId23"/>
                   </wp:docPr>
                   <wp:cNvGraphicFramePr>
@@ -7765,10 +7765,10 @@
                 <w:lang w:val="pt-BR"/>
               </w:rPr>
               <w:drawing>
-                <wp:inline distT="0" distB="0" distL="0" distR="0" wp14:anchorId="3D93CD56" wp14:editId="7E7430A5">
+                <wp:inline distT="0" distB="0" distL="0" distR="0" wp14:anchorId="26A5D8E7" wp14:editId="7A4D4563">
                   <wp:extent cx="267335" cy="267335"/>
                   <wp:effectExtent l="0" t="0" r="18415" b="18415"/>
-                  <wp:docPr id="35" name="Imagem 3">
+                  <wp:docPr id="29" name="Imagem 3">
                     <a:hlinkClick xmlns:a="http://schemas.openxmlformats.org/drawingml/2006/main" r:id="rId26"/>
                   </wp:docPr>
                   <wp:cNvGraphicFramePr>
@@ -7856,10 +7856,10 @@
                 <w:lang w:val="pt-BR"/>
               </w:rPr>
               <w:drawing>
-                <wp:inline distT="0" distB="0" distL="0" distR="0" wp14:anchorId="2ED42133" wp14:editId="2A4399E8">
+                <wp:inline distT="0" distB="0" distL="0" distR="0" wp14:anchorId="729672A3" wp14:editId="687C0EB6">
                   <wp:extent cx="267335" cy="267335"/>
                   <wp:effectExtent l="0" t="0" r="18415" b="18415"/>
-                  <wp:docPr id="36" name="Imagem 4">
+                  <wp:docPr id="30" name="Imagem 4">
                     <a:hlinkClick xmlns:a="http://schemas.openxmlformats.org/drawingml/2006/main" r:id="rId29"/>
                   </wp:docPr>
                   <wp:cNvGraphicFramePr>
@@ -13888,7 +13888,7 @@
   <w:num w:numId="56" w16cid:durableId="984624683">
     <w:abstractNumId w:val="1"/>
   </w:num>
-  <w:num w:numId="57" w16cid:durableId="88891592">
+  <w:num w:numId="57" w16cid:durableId="941500449">
     <w:abstractNumId w:val="22"/>
     <w:lvlOverride w:ilvl="0"/>
     <w:lvlOverride w:ilvl="1"/>
@@ -18258,13 +18258,13 @@
 </file>
 
 <file path=customXml/itemProps4.xml><?xml version="1.0" encoding="utf-8"?>
-<ds:datastoreItem xmlns:ds="http://schemas.openxmlformats.org/officeDocument/2006/customXml" ds:itemID="{8ED4EFB0-300F-4703-86A6-524B882CE153}"/>
+<ds:datastoreItem xmlns:ds="http://schemas.openxmlformats.org/officeDocument/2006/customXml" ds:itemID="{3FA47AFC-C399-4839-8DD3-08866F61DF43}"/>
 </file>
 
 <file path=customXml/itemProps5.xml><?xml version="1.0" encoding="utf-8"?>
-<ds:datastoreItem xmlns:ds="http://schemas.openxmlformats.org/officeDocument/2006/customXml" ds:itemID="{736D1DA8-E2CA-48D2-A690-84EE601F4C18}"/>
+<ds:datastoreItem xmlns:ds="http://schemas.openxmlformats.org/officeDocument/2006/customXml" ds:itemID="{E4C333A8-C108-4263-814E-416382E153DD}"/>
 </file>
 
 <file path=customXml/itemProps6.xml><?xml version="1.0" encoding="utf-8"?>
-<ds:datastoreItem xmlns:ds="http://schemas.openxmlformats.org/officeDocument/2006/customXml" ds:itemID="{D7D49D7E-DDDB-452E-9615-E31D184ECCA6}"/>
+<ds:datastoreItem xmlns:ds="http://schemas.openxmlformats.org/officeDocument/2006/customXml" ds:itemID="{2D1BB69B-E9D5-4572-8449-195FC285D857}"/>
 </file>